--- a/authority_trade_summaries/2026-03-10_trade_summary_for_authorities.docx
+++ b/authority_trade_summaries/2026-03-10_trade_summary_for_authorities.docx
@@ -82,6 +82,11 @@
     </w:p>
     <w:p>
       <w:r>
+        <w:t xml:space="preserve">- Profit achieved for this day based on journaled trade P&amp;L: USD 0.00</w:t>
+      </w:r>
+    </w:p>
+    <w:p>
+      <w:r>
         <w:t xml:space="preserve">- Realized P&amp;L from closed trades recorded for this day: USD 0.00</w:t>
       </w:r>
     </w:p>
@@ -112,6 +117,11 @@
         <w:t xml:space="preserve">- There are no recorded positions to describe for this date.</w:t>
       </w:r>
     </w:p>
+    <w:p>
+      <w:r>
+        <w:t xml:space="preserve">- The journal does not yet show realized profit for this date.</w:t>
+      </w:r>
+    </w:p>
     <w:p/>
     <w:p>
       <w:r>
@@ -131,7 +141,7 @@
     </w:p>
     <w:p>
       <w:r>
-        <w:t xml:space="preserve">- Generated from logs/trading_journal.json on 2026-03-13 02:49:53.</w:t>
+        <w:t xml:space="preserve">- Generated from logs/trading_journal.json on 2026-03-14 05:38:20.</w:t>
       </w:r>
     </w:p>
     <w:sectPr>

--- a/authority_trade_summaries/2026-03-10_trade_summary_for_authorities.docx
+++ b/authority_trade_summaries/2026-03-10_trade_summary_for_authorities.docx
@@ -141,7 +141,7 @@
     </w:p>
     <w:p>
       <w:r>
-        <w:t xml:space="preserve">- Generated from logs/trading_journal.json on 2026-03-14 05:38:20.</w:t>
+        <w:t xml:space="preserve">- Generated from logs/trading_journal.json on 2026-03-17 05:55:44.</w:t>
       </w:r>
     </w:p>
     <w:sectPr>

--- a/authority_trade_summaries/2026-03-10_trade_summary_for_authorities.docx
+++ b/authority_trade_summaries/2026-03-10_trade_summary_for_authorities.docx
@@ -21,7 +21,7 @@
     </w:p>
     <w:p>
       <w:r>
-        <w:t xml:space="preserve">- The primary source used is logs/trading_journal.json.</w:t>
+        <w:t xml:space="preserve">- The primary source used is logs/trading_journal.enc.</w:t>
       </w:r>
     </w:p>
     <w:p>
@@ -141,7 +141,7 @@
     </w:p>
     <w:p>
       <w:r>
-        <w:t xml:space="preserve">- Generated from logs/trading_journal.json on 2026-03-17 05:55:44.</w:t>
+        <w:t xml:space="preserve">- Generated from logs/trading_journal.enc on 2026-03-18 05:42:24.</w:t>
       </w:r>
     </w:p>
     <w:sectPr>

--- a/authority_trade_summaries/2026-03-10_trade_summary_for_authorities.docx
+++ b/authority_trade_summaries/2026-03-10_trade_summary_for_authorities.docx
@@ -141,7 +141,7 @@
     </w:p>
     <w:p>
       <w:r>
-        <w:t xml:space="preserve">- Generated from logs/trading_journal.enc on 2026-03-18 05:42:24.</w:t>
+        <w:t xml:space="preserve">- Generated from logs/trading_journal.enc on 2026-03-19 04:20:28.</w:t>
       </w:r>
     </w:p>
     <w:sectPr>
